--- a/Informe Final/Hudson_Brew_Informe_Final_Completo.docx
+++ b/Informe Final/Hudson_Brew_Informe_Final_Completo.docx
@@ -1362,52 +1362,110 @@
         <w:br/>
         <w:t>Aunque los resultados mostraron limitaciones predictivas, permitieron analizar los factores asociados a las transacciones de mayor importe.</w:t>
       </w:r>
-      <w:r>
-        <w:br/>
-      </w:r>
-      <w:r>
-        <w:br/>
-        <w:t>K-Means</w:t>
-      </w:r>
-      <w:r>
-        <w:br/>
-      </w:r>
-      <w:r>
-        <w:br/>
-      </w:r>
-      <w:r>
-        <w:lastRenderedPageBreak/>
-        <w:t>Variables utilizadas:</w:t>
-      </w:r>
-      <w:r>
-        <w:br/>
-        <w:t>• purchase_time</w:t>
-      </w:r>
-      <w:r>
-        <w:br/>
-        <w:t>• transaction_qty</w:t>
-      </w:r>
-      <w:r>
-        <w:br/>
-        <w:t>• total_amount</w:t>
-      </w:r>
-      <w:r>
-        <w:br/>
-      </w:r>
-      <w:r>
-        <w:br/>
-        <w:t>Los resultados identificaron patrones diferenciados de compra durante la mañana y la tarde, además de un pequeño grupo de operaciones excepcionales de elevado importe.</w:t>
-      </w:r>
-      <w:r>
-        <w:br/>
-      </w:r>
-      <w:r>
-        <w:br/>
-      </w:r>
+    </w:p>
+    <w:p>
       <w:r>
         <w:rPr>
           <w:noProof/>
         </w:rPr>
+        <w:lastRenderedPageBreak/>
+        <w:drawing>
+          <wp:inline distT="0" distB="0" distL="0" distR="0" wp14:anchorId="6872BC40" wp14:editId="6FEF2263">
+            <wp:extent cx="5000625" cy="4381500"/>
+            <wp:effectExtent l="0" t="0" r="9525" b="0"/>
+            <wp:docPr id="1811980963" name="Imagen 1"/>
+            <wp:cNvGraphicFramePr>
+              <a:graphicFrameLocks xmlns:a="http://schemas.openxmlformats.org/drawingml/2006/main" noChangeAspect="1"/>
+            </wp:cNvGraphicFramePr>
+            <a:graphic xmlns:a="http://schemas.openxmlformats.org/drawingml/2006/main">
+              <a:graphicData uri="http://schemas.openxmlformats.org/drawingml/2006/picture">
+                <pic:pic xmlns:pic="http://schemas.openxmlformats.org/drawingml/2006/picture">
+                  <pic:nvPicPr>
+                    <pic:cNvPr id="0" name="Picture 1"/>
+                    <pic:cNvPicPr>
+                      <a:picLocks noChangeAspect="1" noChangeArrowheads="1"/>
+                    </pic:cNvPicPr>
+                  </pic:nvPicPr>
+                  <pic:blipFill>
+                    <a:blip r:embed="rId18">
+                      <a:extLst>
+                        <a:ext uri="{28A0092B-C50C-407E-A947-70E740481C1C}">
+                          <a14:useLocalDpi xmlns:a14="http://schemas.microsoft.com/office/drawing/2010/main" val="0"/>
+                        </a:ext>
+                      </a:extLst>
+                    </a:blip>
+                    <a:srcRect/>
+                    <a:stretch>
+                      <a:fillRect/>
+                    </a:stretch>
+                  </pic:blipFill>
+                  <pic:spPr bwMode="auto">
+                    <a:xfrm>
+                      <a:off x="0" y="0"/>
+                      <a:ext cx="5000625" cy="4381500"/>
+                    </a:xfrm>
+                    <a:prstGeom prst="rect">
+                      <a:avLst/>
+                    </a:prstGeom>
+                    <a:noFill/>
+                    <a:ln>
+                      <a:noFill/>
+                    </a:ln>
+                  </pic:spPr>
+                </pic:pic>
+              </a:graphicData>
+            </a:graphic>
+          </wp:inline>
+        </w:drawing>
+      </w:r>
+      <w:r>
+        <w:br/>
+      </w:r>
+      <w:r>
+        <w:br/>
+      </w:r>
+    </w:p>
+    <w:p>
+      <w:r>
+        <w:t>K-Means</w:t>
+      </w:r>
+      <w:r>
+        <w:br/>
+      </w:r>
+      <w:r>
+        <w:br/>
+        <w:t>Variables utilizadas:</w:t>
+      </w:r>
+      <w:r>
+        <w:br/>
+        <w:t>• purchase_time</w:t>
+      </w:r>
+      <w:r>
+        <w:br/>
+        <w:t>• transaction_qty</w:t>
+      </w:r>
+      <w:r>
+        <w:br/>
+        <w:t>• total_amount</w:t>
+      </w:r>
+      <w:r>
+        <w:br/>
+      </w:r>
+      <w:r>
+        <w:br/>
+        <w:t>Los resultados identificaron patrones diferenciados de compra durante la mañana y la tarde, además de un pequeño grupo de operaciones excepcionales de elevado importe.</w:t>
+      </w:r>
+      <w:r>
+        <w:br/>
+      </w:r>
+      <w:r>
+        <w:br/>
+      </w:r>
+      <w:r>
+        <w:rPr>
+          <w:noProof/>
+        </w:rPr>
+        <w:lastRenderedPageBreak/>
         <w:drawing>
           <wp:inline distT="0" distB="0" distL="0" distR="0" wp14:anchorId="48287CDF" wp14:editId="256357B5">
             <wp:extent cx="5486400" cy="2970530"/>
@@ -1426,7 +1484,7 @@
                     </pic:cNvPicPr>
                   </pic:nvPicPr>
                   <pic:blipFill>
-                    <a:blip r:embed="rId18">
+                    <a:blip r:embed="rId19">
                       <a:extLst>
                         <a:ext uri="{28A0092B-C50C-407E-A947-70E740481C1C}">
                           <a14:useLocalDpi xmlns:a14="http://schemas.microsoft.com/office/drawing/2010/main" val="0"/>
@@ -1481,7 +1539,6 @@
         <w:pStyle w:val="Ttulo1"/>
       </w:pPr>
       <w:r>
-        <w:lastRenderedPageBreak/>
         <w:t>9. Conclusiones</w:t>
       </w:r>
     </w:p>
@@ -1521,6 +1578,9 @@
       </w:r>
       <w:r>
         <w:br/>
+      </w:r>
+      <w:r>
+        <w:lastRenderedPageBreak/>
         <w:t>Recomendaciones:</w:t>
       </w:r>
       <w:r>
